--- a/static/Curriculum_Miguel_Angel_Llacta_Flores.docx
+++ b/static/Curriculum_Miguel_Angel_Llacta_Flores.docx
@@ -49,7 +49,7 @@
             <w:r>
               <w:t xml:space="preserve">Lima, Perú - </w:t>
             </w:r>
-            <w:hyperlink w:history="1" r:id="rIdta-ti9cohrqnvaz21l-m7">
+            <w:hyperlink w:history="1" r:id="rIdrpb47islmhbdefxcd-rrl">
               <w:r>
                 <w:rPr>
                   <w:rStyle w:val="Hyperlink"/>

--- a/static/Curriculum_Miguel_Angel_Llacta_Flores.docx
+++ b/static/Curriculum_Miguel_Angel_Llacta_Flores.docx
@@ -49,7 +49,7 @@
             <w:r>
               <w:t xml:space="preserve">Lima, Perú - </w:t>
             </w:r>
-            <w:hyperlink w:history="1" r:id="rIdrpb47islmhbdefxcd-rrl">
+            <w:hyperlink w:history="1" r:id="rIdvbfxnzsrqk86gdk_-jt0u">
               <w:r>
                 <w:rPr>
                   <w:rStyle w:val="Hyperlink"/>

--- a/static/Curriculum_Miguel_Angel_Llacta_Flores.docx
+++ b/static/Curriculum_Miguel_Angel_Llacta_Flores.docx
@@ -49,7 +49,7 @@
             <w:r>
               <w:t xml:space="preserve">Lima, Perú - </w:t>
             </w:r>
-            <w:hyperlink w:history="1" r:id="rIdvbfxnzsrqk86gdk_-jt0u">
+            <w:hyperlink w:history="1" r:id="rId3-fp518wj8-ybckquzkoa">
               <w:r>
                 <w:rPr>
                   <w:rStyle w:val="Hyperlink"/>

--- a/static/Curriculum_Miguel_Angel_Llacta_Flores.docx
+++ b/static/Curriculum_Miguel_Angel_Llacta_Flores.docx
@@ -49,7 +49,7 @@
             <w:r>
               <w:t xml:space="preserve">Lima, Perú - </w:t>
             </w:r>
-            <w:hyperlink w:history="1" r:id="rId3-fp518wj8-ybckquzkoa">
+            <w:hyperlink w:history="1" r:id="rIdefo_flvuhpd7o3kaowxhi">
               <w:r>
                 <w:rPr>
                   <w:rStyle w:val="Hyperlink"/>

--- a/static/Curriculum_Miguel_Angel_Llacta_Flores.docx
+++ b/static/Curriculum_Miguel_Angel_Llacta_Flores.docx
@@ -49,7 +49,7 @@
             <w:r>
               <w:t xml:space="preserve">Lima, Perú - </w:t>
             </w:r>
-            <w:hyperlink w:history="1" r:id="rIdefo_flvuhpd7o3kaowxhi">
+            <w:hyperlink w:history="1" r:id="rIddrr0n5xcareufiaenszrw">
               <w:r>
                 <w:rPr>
                   <w:rStyle w:val="Hyperlink"/>

--- a/static/Curriculum_Miguel_Angel_Llacta_Flores.docx
+++ b/static/Curriculum_Miguel_Angel_Llacta_Flores.docx
@@ -49,7 +49,7 @@
             <w:r>
               <w:t xml:space="preserve">Lima, Perú - </w:t>
             </w:r>
-            <w:hyperlink w:history="1" r:id="rIddrr0n5xcareufiaenszrw">
+            <w:hyperlink w:history="1" r:id="rIdglutfqmqwi1af24vbwogx">
               <w:r>
                 <w:rPr>
                   <w:rStyle w:val="Hyperlink"/>

--- a/static/Curriculum_Miguel_Angel_Llacta_Flores.docx
+++ b/static/Curriculum_Miguel_Angel_Llacta_Flores.docx
@@ -49,7 +49,7 @@
             <w:r>
               <w:t xml:space="preserve">Lima, Perú - </w:t>
             </w:r>
-            <w:hyperlink w:history="1" r:id="rIdglutfqmqwi1af24vbwogx">
+            <w:hyperlink w:history="1" r:id="rId-f1raooimxg93sblfblku">
               <w:r>
                 <w:rPr>
                   <w:rStyle w:val="Hyperlink"/>

--- a/static/Curriculum_Miguel_Angel_Llacta_Flores.docx
+++ b/static/Curriculum_Miguel_Angel_Llacta_Flores.docx
@@ -49,7 +49,7 @@
             <w:r>
               <w:t xml:space="preserve">Lima, Perú - </w:t>
             </w:r>
-            <w:hyperlink w:history="1" r:id="rId-f1raooimxg93sblfblku">
+            <w:hyperlink w:history="1" r:id="rIdzbwwedmfbvorzjfgrbbp6">
               <w:r>
                 <w:rPr>
                   <w:rStyle w:val="Hyperlink"/>

--- a/static/Curriculum_Miguel_Angel_Llacta_Flores.docx
+++ b/static/Curriculum_Miguel_Angel_Llacta_Flores.docx
@@ -49,7 +49,7 @@
             <w:r>
               <w:t xml:space="preserve">Lima, Perú - </w:t>
             </w:r>
-            <w:hyperlink w:history="1" r:id="rIdzbwwedmfbvorzjfgrbbp6">
+            <w:hyperlink w:history="1" r:id="rId6-ueoxvh5qz8y00axsm1a">
               <w:r>
                 <w:rPr>
                   <w:rStyle w:val="Hyperlink"/>

--- a/static/Curriculum_Miguel_Angel_Llacta_Flores.docx
+++ b/static/Curriculum_Miguel_Angel_Llacta_Flores.docx
@@ -49,7 +49,7 @@
             <w:r>
               <w:t xml:space="preserve">Lima, Perú - </w:t>
             </w:r>
-            <w:hyperlink w:history="1" r:id="rId-kgn7afokrmedmq8pyuxs">
+            <w:hyperlink w:history="1" r:id="rIdvp3g22aadndoj7q72jmnf">
               <w:r>
                 <w:rPr>
                   <w:rStyle w:val="Hyperlink"/>
@@ -180,7 +180,7 @@
           <w:i/>
           <w:iCs/>
         </w:rPr>
-        <w:t xml:space="preserve">	Febrero 2022 — Actualmente...</w:t>
+        <w:t xml:space="preserve">	Feb 2022 — Nov 2024</w:t>
       </w:r>
     </w:p>
     <w:p>
@@ -296,7 +296,7 @@
           <w:i/>
           <w:iCs/>
         </w:rPr>
-        <w:t xml:space="preserve">	Enero 2019 — noviembre 2021</w:t>
+        <w:t xml:space="preserve">	Ene 2019 — nov 2021</w:t>
       </w:r>
     </w:p>
     <w:p>

--- a/static/Curriculum_Miguel_Angel_Llacta_Flores.docx
+++ b/static/Curriculum_Miguel_Angel_Llacta_Flores.docx
@@ -49,7 +49,7 @@
             <w:r>
               <w:t xml:space="preserve">Lima, Perú - </w:t>
             </w:r>
-            <w:hyperlink w:history="1" r:id="rIdvp3g22aadndoj7q72jmnf">
+            <w:hyperlink w:history="1" r:id="rId8n7esroxnw-bq8q1kmw1n">
               <w:r>
                 <w:rPr>
                   <w:rStyle w:val="Hyperlink"/>

--- a/static/Curriculum_Miguel_Angel_Llacta_Flores.docx
+++ b/static/Curriculum_Miguel_Angel_Llacta_Flores.docx
@@ -49,7 +49,7 @@
             <w:r>
               <w:t xml:space="preserve">Lima, Perú - </w:t>
             </w:r>
-            <w:hyperlink w:history="1" r:id="rId8n7esroxnw-bq8q1kmw1n">
+            <w:hyperlink w:history="1" r:id="rIdrctkvgg4qecvu4-0zfxfh">
               <w:r>
                 <w:rPr>
                   <w:rStyle w:val="Hyperlink"/>

--- a/static/Curriculum_Miguel_Angel_Llacta_Flores.docx
+++ b/static/Curriculum_Miguel_Angel_Llacta_Flores.docx
@@ -49,7 +49,7 @@
             <w:r>
               <w:t xml:space="preserve">Lima, Perú - </w:t>
             </w:r>
-            <w:hyperlink w:history="1" r:id="rIdrctkvgg4qecvu4-0zfxfh">
+            <w:hyperlink w:history="1" r:id="rIdu_m3ru8kaltfawab7elmg">
               <w:r>
                 <w:rPr>
                   <w:rStyle w:val="Hyperlink"/>

--- a/static/Curriculum_Miguel_Angel_Llacta_Flores.docx
+++ b/static/Curriculum_Miguel_Angel_Llacta_Flores.docx
@@ -49,7 +49,7 @@
             <w:r>
               <w:t xml:space="preserve">Lima, Perú - </w:t>
             </w:r>
-            <w:hyperlink w:history="1" r:id="rIdu_m3ru8kaltfawab7elmg">
+            <w:hyperlink w:history="1" r:id="rId7xcxmeg14nr2rza3u6sbn">
               <w:r>
                 <w:rPr>
                   <w:rStyle w:val="Hyperlink"/>

--- a/static/Curriculum_Miguel_Angel_Llacta_Flores.docx
+++ b/static/Curriculum_Miguel_Angel_Llacta_Flores.docx
@@ -49,7 +49,7 @@
             <w:r>
               <w:t xml:space="preserve">Lima, Perú - </w:t>
             </w:r>
-            <w:hyperlink w:history="1" r:id="rId7xcxmeg14nr2rza3u6sbn">
+            <w:hyperlink w:history="1" r:id="rId1n5u5joiidvsnrndynuif">
               <w:r>
                 <w:rPr>
                   <w:rStyle w:val="Hyperlink"/>

--- a/static/Curriculum_Miguel_Angel_Llacta_Flores.docx
+++ b/static/Curriculum_Miguel_Angel_Llacta_Flores.docx
@@ -49,7 +49,7 @@
             <w:r>
               <w:t xml:space="preserve">Lima, Perú - </w:t>
             </w:r>
-            <w:hyperlink w:history="1" r:id="rId1n5u5joiidvsnrndynuif">
+            <w:hyperlink w:history="1" r:id="rIdnoevaibfqpaw88b1gfp2r">
               <w:r>
                 <w:rPr>
                   <w:rStyle w:val="Hyperlink"/>

--- a/static/Curriculum_Miguel_Angel_Llacta_Flores.docx
+++ b/static/Curriculum_Miguel_Angel_Llacta_Flores.docx
@@ -49,7 +49,7 @@
             <w:r>
               <w:t xml:space="preserve">Lima, Perú - </w:t>
             </w:r>
-            <w:hyperlink w:history="1" r:id="rIdnoevaibfqpaw88b1gfp2r">
+            <w:hyperlink w:history="1" r:id="rIdb3yo0oyrrtjfp_62r56sv">
               <w:r>
                 <w:rPr>
                   <w:rStyle w:val="Hyperlink"/>

--- a/static/Curriculum_Miguel_Angel_Llacta_Flores.docx
+++ b/static/Curriculum_Miguel_Angel_Llacta_Flores.docx
@@ -49,7 +49,7 @@
             <w:r>
               <w:t xml:space="preserve">Lima, Perú - </w:t>
             </w:r>
-            <w:hyperlink w:history="1" r:id="rIdb3yo0oyrrtjfp_62r56sv">
+            <w:hyperlink w:history="1" r:id="rId6fgdscqnpwhclg8qbb1yk">
               <w:r>
                 <w:rPr>
                   <w:rStyle w:val="Hyperlink"/>

--- a/static/Curriculum_Miguel_Angel_Llacta_Flores.docx
+++ b/static/Curriculum_Miguel_Angel_Llacta_Flores.docx
@@ -49,7 +49,7 @@
             <w:r>
               <w:t xml:space="preserve">Lima, Perú - </w:t>
             </w:r>
-            <w:hyperlink w:history="1" r:id="rId6fgdscqnpwhclg8qbb1yk">
+            <w:hyperlink w:history="1" r:id="rIdpcyh7lwfy7-yi7p8oe3pv">
               <w:r>
                 <w:rPr>
                   <w:rStyle w:val="Hyperlink"/>

--- a/static/Curriculum_Miguel_Angel_Llacta_Flores.docx
+++ b/static/Curriculum_Miguel_Angel_Llacta_Flores.docx
@@ -49,7 +49,7 @@
             <w:r>
               <w:t xml:space="preserve">Lima, Perú - </w:t>
             </w:r>
-            <w:hyperlink w:history="1" r:id="rIdpcyh7lwfy7-yi7p8oe3pv">
+            <w:hyperlink w:history="1" r:id="rIdbrsvxd-q9wgmvdzf0ihdd">
               <w:r>
                 <w:rPr>
                   <w:rStyle w:val="Hyperlink"/>

--- a/static/Curriculum_Miguel_Angel_Llacta_Flores.docx
+++ b/static/Curriculum_Miguel_Angel_Llacta_Flores.docx
@@ -49,7 +49,7 @@
             <w:r>
               <w:t xml:space="preserve">Lima, Perú - </w:t>
             </w:r>
-            <w:hyperlink w:history="1" r:id="rIdbrsvxd-q9wgmvdzf0ihdd">
+            <w:hyperlink w:history="1" r:id="rId1r00drzg_jhuzfkrrwtmf">
               <w:r>
                 <w:rPr>
                   <w:rStyle w:val="Hyperlink"/>

--- a/static/Curriculum_Miguel_Angel_Llacta_Flores.docx
+++ b/static/Curriculum_Miguel_Angel_Llacta_Flores.docx
@@ -49,7 +49,7 @@
             <w:r>
               <w:t xml:space="preserve">Lima, Perú - </w:t>
             </w:r>
-            <w:hyperlink w:history="1" r:id="rId1r00drzg_jhuzfkrrwtmf">
+            <w:hyperlink w:history="1" r:id="rIdusziksljveisiyb232_4l">
               <w:r>
                 <w:rPr>
                   <w:rStyle w:val="Hyperlink"/>

--- a/static/Curriculum_Miguel_Angel_Llacta_Flores.docx
+++ b/static/Curriculum_Miguel_Angel_Llacta_Flores.docx
@@ -49,7 +49,7 @@
             <w:r>
               <w:t xml:space="preserve">Lima, Perú - </w:t>
             </w:r>
-            <w:hyperlink w:history="1" r:id="rIdusziksljveisiyb232_4l">
+            <w:hyperlink w:history="1" r:id="rIdxcdd1-jiowcdzmvtnvyl0">
               <w:r>
                 <w:rPr>
                   <w:rStyle w:val="Hyperlink"/>
@@ -86,7 +86,7 @@
         <w:jc w:val="both"/>
       </w:pPr>
       <w:r>
-        <w:t xml:space="preserve">Con más de 4 años de experiencia en el desarrollo de páginas web y aplicaciones móviles utilizando tecnologías como Ionic, Flutter y Angular. Tuve el privilegio de formar parte en la creación del 'Sistema de selección de docentes' para Adex Datatrade, donde lideré el desarrollo del frontend utilizando Angular. Además, participé en el desarrollo de la aplicación móvil 'Mis Primeros Tres' para Fundación Baltazar y Nicolás, en la que tuve la responsabilidad de desarrollar todo el frontend utilizando Ionic, Angular y Firebase. También formé parte del equipo encargado del desarrollo de la aplicación móvil 'Alerta Vecinos' para la Municipalidad de Santa Maria del Mar, utilizando Flutter y las APIs de Google Maps, entre otras tecnologías.</w:t>
+        <w:t xml:space="preserve">Con más de 4 años de experiencia como desarrollador de software, desempeñé el rol de desarrollador FrontEnd en Avanti Consulta, participando en la creación de una aplicación móvil con Ionic que modernizó la contratación de servicios entre técnicos y usuarios. Lideré el desarrollo de otra app móvil en Ionic para facilitar el cuidado del embarazo y recién nacidos, y fui responsable de implementar un sistema dashboard con angular para la contratación virtual de maestros.</w:t>
       </w:r>
     </w:p>
     <w:tbl>
@@ -180,7 +180,7 @@
           <w:i/>
           <w:iCs/>
         </w:rPr>
-        <w:t xml:space="preserve">	Feb 2022 — Nov 2024</w:t>
+        <w:t xml:space="preserve">	Feb 2022 — nov 2024</w:t>
       </w:r>
     </w:p>
     <w:p>
@@ -192,7 +192,7 @@
         </w:numPr>
       </w:pPr>
       <w:r>
-        <w:t xml:space="preserve">Desarrollé una plataforma de estadísticas de importaciones con tablas filtrables y gráficos comparativos, permitiendo análisis detallados y personalizados.</w:t>
+        <w:t xml:space="preserve">Desarrollé una plataforma de estadísticas de importaciones con tablas de filtros avanzados y gráficos comparativos, facilitando análisis detallados y personalizados.</w:t>
       </w:r>
     </w:p>
     <w:p>
@@ -204,7 +204,7 @@
         </w:numPr>
       </w:pPr>
       <w:r>
-        <w:t xml:space="preserve">Implementé un sistema de evaluación docente con login por roles, formularios avanzados y tablas dinámicas con filtros, optimizando la gestión de evaluaciones.</w:t>
+        <w:t xml:space="preserve">Implementé un sistema de dashboard de evaluación para contratar docentes de forma virtual, incorporando login con roles, formularios avanzados y tablas dinámicas con filtros personalizables.</w:t>
       </w:r>
     </w:p>
     <w:p>
@@ -216,7 +216,7 @@
         </w:numPr>
       </w:pPr>
       <w:r>
-        <w:t xml:space="preserve">Integré un sistema de login y pasarela de pago con múltiples planes de suscripción, mejorando la seguridad y eficiencia del proceso de registro.</w:t>
+        <w:t xml:space="preserve">Integré una pasarela de pago con múltiples planes de suscripción, automatizando el proceso de compra de servicio.</w:t>
       </w:r>
     </w:p>
     <w:p>
@@ -228,7 +228,7 @@
         </w:numPr>
       </w:pPr>
       <w:r>
-        <w:t xml:space="preserve">Creé una app móvil para el monitoreo de gestantes y recién nacidos, con login social, formularios de perfil y notificaciones push basadas en eventos registrados.</w:t>
+        <w:t xml:space="preserve">Creé una app móvil en Ionic para el monitoreo de gestantes y recién nacidos, con módulos de login y registro social, formularios interactivos y notificaciones push basadas en eventos.</w:t>
       </w:r>
     </w:p>
     <w:p>
@@ -240,7 +240,7 @@
         </w:numPr>
       </w:pPr>
       <w:r>
-        <w:t xml:space="preserve">Desarrollé una app móvil con login social, integración con Google Maps, creación de ofertas y un carrito de compras con pasarela de pago.</w:t>
+        <w:t xml:space="preserve">Desarrollé una app móvil para la contratación de servicios y ofertas, incluyendo login social, integración con Google Maps para tracking, pasarela de pagos, notificaciones push y escáner de códigos QR.</w:t>
       </w:r>
     </w:p>
     <w:p>
@@ -252,7 +252,7 @@
         </w:numPr>
       </w:pPr>
       <w:r>
-        <w:t xml:space="preserve">Dirigí el desarrollo un sitio web dinámico en WordPress con campos personalizados para satisfacer las necesidades específicas del cliente.</w:t>
+        <w:t xml:space="preserve">Realicé el desarrollo de un sitio web dinámico en WordPress, implementando campos personalizados para satisfacer necesidades específicas del cliente.</w:t>
       </w:r>
     </w:p>
     <w:p>
@@ -308,7 +308,7 @@
         </w:numPr>
       </w:pPr>
       <w:r>
-        <w:t xml:space="preserve">Desarrollé una página institucional en WordPress con campos personalizados adaptados a las necesidades del cliente.</w:t>
+        <w:t xml:space="preserve">Desarrollé una página institucional en WordPress con campos personalizados adaptados a los requerimientos.</w:t>
       </w:r>
     </w:p>
     <w:p>

--- a/static/Curriculum_Miguel_Angel_Llacta_Flores.docx
+++ b/static/Curriculum_Miguel_Angel_Llacta_Flores.docx
@@ -49,7 +49,7 @@
             <w:r>
               <w:t xml:space="preserve">Lima, Perú - </w:t>
             </w:r>
-            <w:hyperlink w:history="1" r:id="rIdxcdd1-jiowcdzmvtnvyl0">
+            <w:hyperlink w:history="1" r:id="rIdaqhbxf9grbls4nlpm46bp">
               <w:r>
                 <w:rPr>
                   <w:rStyle w:val="Hyperlink"/>
